--- a/examples/general/doc/README.docx
+++ b/examples/general/doc/README.docx
@@ -10,7 +10,7 @@
         <w:t xml:space="preserve">General — Examples Index</w:t>
       </w:r>
     </w:p>
-    <w:bookmarkStart w:id="29" w:name="general-examples-index"/>
+    <w:bookmarkStart w:id="31" w:name="general-examples-index"/>
     <w:p>
       <w:pPr>
         <w:pStyle w:val="Heading1"/>
@@ -24,95 +24,16 @@
         <w:pStyle w:val="FirstParagraph"/>
       </w:pPr>
       <w:r>
-        <w:t xml:space="preserve">This folder is the best entry point for readers who are still learning the package. Its generated notebooks belong in</w:t>
-      </w:r>
-      <w:r>
-        <w:t xml:space="preserve"> </w:t>
-      </w:r>
-      <w:r>
-        <w:rPr>
-          <w:rStyle w:val="VerbatimChar"/>
-        </w:rPr>
-        <w:t xml:space="preserve">/examples/general/</w:t>
-      </w:r>
-      <w:r>
-        <w:t xml:space="preserve"> </w:t>
-      </w:r>
-      <w:r>
-        <w:t xml:space="preserve">and focus on orientation: what Harbinger does, how the helper utilities work, and how to evaluate detections before diving into the larger method catalog.</w:t>
+        <w:t xml:space="preserve">This folder is the best entry point for readers who are still learning the package. The notebooks now follow a simple arc: orientation first, then utilities, then evaluation.</w:t>
       </w:r>
     </w:p>
+    <w:bookmarkStart w:id="24" w:name="orientation"/>
     <w:p>
       <w:pPr>
-        <w:pStyle w:val="BodyText"/>
-      </w:pPr>
-      <w:r>
-        <w:t xml:space="preserve">Readers who want a guided start should open</w:t>
-      </w:r>
-      <w:r>
-        <w:t xml:space="preserve"> </w:t>
-      </w:r>
-      <w:r>
-        <w:rPr>
-          <w:rStyle w:val="VerbatimChar"/>
-        </w:rPr>
-        <w:t xml:space="preserve">examples_harbinger</w:t>
-      </w:r>
-      <w:r>
-        <w:t xml:space="preserve"> </w:t>
-      </w:r>
-      <w:r>
-        <w:t xml:space="preserve">first, then the domain overviews (</w:t>
-      </w:r>
-      <w:r>
-        <w:rPr>
-          <w:rStyle w:val="VerbatimChar"/>
-        </w:rPr>
-        <w:t xml:space="preserve">examples_anomalies</w:t>
-      </w:r>
-      <w:r>
-        <w:t xml:space="preserve">,</w:t>
-      </w:r>
-      <w:r>
-        <w:t xml:space="preserve"> </w:t>
-      </w:r>
-      <w:r>
-        <w:rPr>
-          <w:rStyle w:val="VerbatimChar"/>
-        </w:rPr>
-        <w:t xml:space="preserve">examples_changepoints</w:t>
-      </w:r>
-      <w:r>
-        <w:t xml:space="preserve">,</w:t>
-      </w:r>
-      <w:r>
-        <w:t xml:space="preserve"> </w:t>
-      </w:r>
-      <w:r>
-        <w:rPr>
-          <w:rStyle w:val="VerbatimChar"/>
-        </w:rPr>
-        <w:t xml:space="preserve">examples_motifs</w:t>
-      </w:r>
-      <w:r>
-        <w:t xml:space="preserve">), and finally the evaluation notebooks.</w:t>
-      </w:r>
-    </w:p>
-    <w:p>
-      <w:pPr>
-        <w:pStyle w:val="BodyText"/>
-      </w:pPr>
-      <w:r>
-        <w:t xml:space="preserve">This directory contains overview notebooks, utilities, and evaluation examples for Harbinger.</w:t>
-      </w:r>
-    </w:p>
-    <w:bookmarkStart w:id="28" w:name="examples"/>
-    <w:p>
-      <w:pPr>
         <w:pStyle w:val="Heading2"/>
       </w:pPr>
       <w:r>
-        <w:t xml:space="preserve">Examples</w:t>
+        <w:t xml:space="preserve">1. Orientation</w:t>
       </w:r>
     </w:p>
     <w:p>
@@ -128,14 +49,14 @@
           <w:rPr>
             <w:rStyle w:val="Hyperlink"/>
           </w:rPr>
-          <w:t xml:space="preserve">examples_anomalies.md</w:t>
+          <w:t xml:space="preserve">01-orientation-examples_harbinger.md</w:t>
         </w:r>
       </w:hyperlink>
       <w:r>
         <w:t xml:space="preserve"> </w:t>
       </w:r>
       <w:r>
-        <w:t xml:space="preserve">— Overview and objectives: This notebook tours common time-series anomaly patterns (point/isolated, contextual, collective/sequence, regime variance shifts) using Harbinger’s base pipeline.</w:t>
+        <w:t xml:space="preserve">— a compact package tour across representative datasets.</w:t>
       </w:r>
     </w:p>
     <w:p>
@@ -151,14 +72,14 @@
           <w:rPr>
             <w:rStyle w:val="Hyperlink"/>
           </w:rPr>
-          <w:t xml:space="preserve">examples_changepoints.md</w:t>
+          <w:t xml:space="preserve">02-orientation-examples_anomalies.md</w:t>
         </w:r>
       </w:hyperlink>
       <w:r>
         <w:t xml:space="preserve"> </w:t>
       </w:r>
       <w:r>
-        <w:t xml:space="preserve">— Overview and objectives: This notebook illustrates typical change-point scenarios (single break, multiple breaks, variance/volatility shifts) and how Harbinger visualizes detected change locations.</w:t>
+        <w:t xml:space="preserve">— anomaly scenarios and goals.</w:t>
       </w:r>
     </w:p>
     <w:p>
@@ -174,29 +95,14 @@
           <w:rPr>
             <w:rStyle w:val="Hyperlink"/>
           </w:rPr>
-          <w:t xml:space="preserve">examples_harbinger.md</w:t>
+          <w:t xml:space="preserve">03-orientation-examples_changepoints.md</w:t>
         </w:r>
       </w:hyperlink>
       <w:r>
         <w:t xml:space="preserve"> </w:t>
       </w:r>
       <w:r>
-        <w:t xml:space="preserve">— Overview and objectives: This notebook provides quick end-to-end demonstrations of the default</w:t>
-      </w:r>
-      <w:r>
-        <w:t xml:space="preserve"> </w:t>
-      </w:r>
-      <w:r>
-        <w:rPr>
-          <w:rStyle w:val="VerbatimChar"/>
-        </w:rPr>
-        <w:t xml:space="preserve">harbinger()</w:t>
-      </w:r>
-      <w:r>
-        <w:t xml:space="preserve"> </w:t>
-      </w:r>
-      <w:r>
-        <w:t xml:space="preserve">pipeline across diverse datasets (nonstationarity, global temperature monthly/yearly, multivariate, and weather).</w:t>
+        <w:t xml:space="preserve">— change-point scenarios and goals.</w:t>
       </w:r>
     </w:p>
     <w:p>
@@ -212,14 +118,24 @@
           <w:rPr>
             <w:rStyle w:val="Hyperlink"/>
           </w:rPr>
-          <w:t xml:space="preserve">examples_harutils_distance.md</w:t>
+          <w:t xml:space="preserve">04-orientation-examples_motifs.md</w:t>
         </w:r>
       </w:hyperlink>
       <w:r>
         <w:t xml:space="preserve"> </w:t>
       </w:r>
       <w:r>
-        <w:t xml:space="preserve">— Overview and objectives: This notebook demonstrates Harbinger utility distance functions for summarizing residual magnitudes (L1 and L2) and plotting results for quick inspection.</w:t>
+        <w:t xml:space="preserve">— motif and discord scenarios.</w:t>
+      </w:r>
+    </w:p>
+    <w:bookmarkEnd w:id="24"/>
+    <w:bookmarkStart w:id="27" w:name="utilities"/>
+    <w:p>
+      <w:pPr>
+        <w:pStyle w:val="Heading2"/>
+      </w:pPr>
+      <w:r>
+        <w:t xml:space="preserve">2. Utilities</w:t>
       </w:r>
     </w:p>
     <w:p>
@@ -227,30 +143,7 @@
         <w:pStyle w:val="Compact"/>
         <w:numPr>
           <w:ilvl w:val="0"/>
-          <w:numId w:val="1001"/>
-        </w:numPr>
-      </w:pPr>
-      <w:hyperlink r:id="rId24">
-        <w:r>
-          <w:rPr>
-            <w:rStyle w:val="Hyperlink"/>
-          </w:rPr>
-          <w:t xml:space="preserve">examples_harutils_outliers.md</w:t>
-        </w:r>
-      </w:hyperlink>
-      <w:r>
-        <w:t xml:space="preserve"> </w:t>
-      </w:r>
-      <w:r>
-        <w:t xml:space="preserve">— Overview and objectives: This notebook shows how Harbinger’s utility functions for distance aggregation, thresholding, and grouping affect anomaly flags and decision thresholds.</w:t>
-      </w:r>
-    </w:p>
-    <w:p>
-      <w:pPr>
-        <w:pStyle w:val="Compact"/>
-        <w:numPr>
-          <w:ilvl w:val="0"/>
-          <w:numId w:val="1001"/>
+          <w:numId w:val="1002"/>
         </w:numPr>
       </w:pPr>
       <w:hyperlink r:id="rId25">
@@ -258,14 +151,14 @@
           <w:rPr>
             <w:rStyle w:val="Hyperlink"/>
           </w:rPr>
-          <w:t xml:space="preserve">examples_motifs.md</w:t>
+          <w:t xml:space="preserve">05-utilities-examples_harutils_distance.md</w:t>
         </w:r>
       </w:hyperlink>
       <w:r>
         <w:t xml:space="preserve"> </w:t>
       </w:r>
       <w:r>
-        <w:t xml:space="preserve">— Overview and objectives: This notebook showcases motif discovery (repeated subsequences) using Harbinger’s unified interface and base plotting.</w:t>
+        <w:t xml:space="preserve">— distance summaries for residual signals.</w:t>
       </w:r>
     </w:p>
     <w:p>
@@ -273,7 +166,7 @@
         <w:pStyle w:val="Compact"/>
         <w:numPr>
           <w:ilvl w:val="0"/>
-          <w:numId w:val="1001"/>
+          <w:numId w:val="1002"/>
         </w:numPr>
       </w:pPr>
       <w:hyperlink r:id="rId26">
@@ -281,14 +174,24 @@
           <w:rPr>
             <w:rStyle w:val="Hyperlink"/>
           </w:rPr>
-          <w:t xml:space="preserve">har_eval_soft.md</w:t>
+          <w:t xml:space="preserve">06-utilities-examples_harutils_outliers.md</w:t>
         </w:r>
       </w:hyperlink>
       <w:r>
         <w:t xml:space="preserve"> </w:t>
       </w:r>
       <w:r>
-        <w:t xml:space="preserve">— Overview and objectives: SoftED provides soft evaluation by matching detections to ground truth within tolerance windows and assigning partial credit.</w:t>
+        <w:t xml:space="preserve">— thresholding and grouping behavior.</w:t>
+      </w:r>
+    </w:p>
+    <w:bookmarkEnd w:id="27"/>
+    <w:bookmarkStart w:id="30" w:name="evaluation"/>
+    <w:p>
+      <w:pPr>
+        <w:pStyle w:val="Heading2"/>
+      </w:pPr>
+      <w:r>
+        <w:t xml:space="preserve">3. Evaluation</w:t>
       </w:r>
     </w:p>
     <w:p>
@@ -296,26 +199,49 @@
         <w:pStyle w:val="Compact"/>
         <w:numPr>
           <w:ilvl w:val="0"/>
-          <w:numId w:val="1001"/>
+          <w:numId w:val="1003"/>
         </w:numPr>
       </w:pPr>
-      <w:hyperlink r:id="rId27">
+      <w:hyperlink r:id="rId28">
         <w:r>
           <w:rPr>
             <w:rStyle w:val="Hyperlink"/>
           </w:rPr>
-          <w:t xml:space="preserve">har_eval.md</w:t>
+          <w:t xml:space="preserve">07-evaluation-har_eval.md</w:t>
         </w:r>
       </w:hyperlink>
       <w:r>
         <w:t xml:space="preserve"> </w:t>
       </w:r>
       <w:r>
-        <w:t xml:space="preserve">— Overview and objectives: This notebook demonstrates hard evaluation of event detection results using confusion matrix-based metrics (accuracy, precision, recall, F1).</w:t>
+        <w:t xml:space="preserve">— hard evaluation with confusion-matrix metrics.</w:t>
       </w:r>
     </w:p>
-    <w:bookmarkEnd w:id="28"/>
-    <w:bookmarkEnd w:id="29"/>
+    <w:p>
+      <w:pPr>
+        <w:pStyle w:val="Compact"/>
+        <w:numPr>
+          <w:ilvl w:val="0"/>
+          <w:numId w:val="1003"/>
+        </w:numPr>
+      </w:pPr>
+      <w:hyperlink r:id="rId29">
+        <w:r>
+          <w:rPr>
+            <w:rStyle w:val="Hyperlink"/>
+          </w:rPr>
+          <w:t xml:space="preserve">08-evaluation-har_eval_soft.md</w:t>
+        </w:r>
+      </w:hyperlink>
+      <w:r>
+        <w:t xml:space="preserve"> </w:t>
+      </w:r>
+      <w:r>
+        <w:t xml:space="preserve">— soft evaluation with tolerance windows.</w:t>
+      </w:r>
+    </w:p>
+    <w:bookmarkEnd w:id="30"/>
+    <w:bookmarkEnd w:id="31"/>
     <w:sectPr>
       <w:footnotePr>
         <w:numRestart w:val="eachSect"/>
@@ -533,6 +459,12 @@
     <w:abstractNumId w:val="990"/>
   </w:num>
   <w:num w:numId="1001">
+    <w:abstractNumId w:val="991"/>
+  </w:num>
+  <w:num w:numId="1002">
+    <w:abstractNumId w:val="991"/>
+  </w:num>
+  <w:num w:numId="1003">
     <w:abstractNumId w:val="991"/>
   </w:num>
 </w:numbering>

--- a/examples/general/doc/README.docx
+++ b/examples/general/doc/README.docx
@@ -2,21 +2,13 @@
 <file path=word/document.xml><?xml version="1.0" encoding="utf-8"?>
 <w:document xmlns:w="http://schemas.openxmlformats.org/wordprocessingml/2006/main" xmlns:m="http://schemas.openxmlformats.org/officeDocument/2006/math" xmlns:r="http://schemas.openxmlformats.org/officeDocument/2006/relationships" xmlns:o="urn:schemas-microsoft-com:office:office" xmlns:v="urn:schemas-microsoft-com:vml" xmlns:w10="urn:schemas-microsoft-com:office:word" xmlns:a="http://schemas.openxmlformats.org/drawingml/2006/main" xmlns:pic="http://schemas.openxmlformats.org/drawingml/2006/picture" xmlns:wp="http://schemas.openxmlformats.org/drawingml/2006/wordprocessingDrawing">
   <w:body>
-    <w:p>
-      <w:pPr>
-        <w:pStyle w:val="Title"/>
-      </w:pPr>
-      <w:r>
-        <w:t xml:space="preserve">General — Examples Index</w:t>
-      </w:r>
-    </w:p>
-    <w:bookmarkStart w:id="31" w:name="general-examples-index"/>
+    <w:bookmarkStart w:id="31" w:name="general-examples"/>
     <w:p>
       <w:pPr>
         <w:pStyle w:val="Heading1"/>
       </w:pPr>
       <w:r>
-        <w:t xml:space="preserve">General — Examples Index</w:t>
+        <w:t xml:space="preserve">General Examples</w:t>
       </w:r>
     </w:p>
     <w:p>
@@ -24,7 +16,38 @@
         <w:pStyle w:val="FirstParagraph"/>
       </w:pPr>
       <w:r>
-        <w:t xml:space="preserve">This folder is the best entry point for readers who are still learning the package. The notebooks now follow a simple arc: orientation first, then utilities, then evaluation.</w:t>
+        <w:t xml:space="preserve">This folder is the quickest package tour. It is the best place to start after the tutorials, or before them if the reader wants a compact view of what</w:t>
+      </w:r>
+      <w:r>
+        <w:t xml:space="preserve"> </w:t>
+      </w:r>
+      <w:r>
+        <w:rPr>
+          <w:rStyle w:val="VerbatimChar"/>
+        </w:rPr>
+        <w:t xml:space="preserve">harbinger</w:t>
+      </w:r>
+      <w:r>
+        <w:t xml:space="preserve"> </w:t>
+      </w:r>
+      <w:r>
+        <w:t xml:space="preserve">covers.</w:t>
+      </w:r>
+    </w:p>
+    <w:p>
+      <w:pPr>
+        <w:pStyle w:val="BodyText"/>
+      </w:pPr>
+      <w:r>
+        <w:t xml:space="preserve">Instead of presenting unrelated files, the material is grouped around three questions that usually appear first when someone approaches the package: what problems Harbinger solves, which helper functions support the workflow, and how the final detections should be evaluated.</w:t>
+      </w:r>
+    </w:p>
+    <w:p>
+      <w:pPr>
+        <w:pStyle w:val="BodyText"/>
+      </w:pPr>
+      <w:r>
+        <w:t xml:space="preserve">If the reader wants orientation first and detail later, this is the right folder to read from top to bottom.</w:t>
       </w:r>
     </w:p>
     <w:bookmarkStart w:id="24" w:name="orientation"/>
@@ -33,7 +56,15 @@
         <w:pStyle w:val="Heading2"/>
       </w:pPr>
       <w:r>
-        <w:t xml:space="preserve">1. Orientation</w:t>
+        <w:t xml:space="preserve">Orientation</w:t>
+      </w:r>
+    </w:p>
+    <w:p>
+      <w:pPr>
+        <w:pStyle w:val="FirstParagraph"/>
+      </w:pPr>
+      <w:r>
+        <w:t xml:space="preserve">Start here if you want to understand the vocabulary of the package before studying any specific method family.</w:t>
       </w:r>
     </w:p>
     <w:p>
@@ -56,7 +87,7 @@
         <w:t xml:space="preserve"> </w:t>
       </w:r>
       <w:r>
-        <w:t xml:space="preserve">— a compact package tour across representative datasets.</w:t>
+        <w:t xml:space="preserve">- broad package overview using representative datasets and tasks.</w:t>
       </w:r>
     </w:p>
     <w:p>
@@ -79,7 +110,7 @@
         <w:t xml:space="preserve"> </w:t>
       </w:r>
       <w:r>
-        <w:t xml:space="preserve">— anomaly scenarios and goals.</w:t>
+        <w:t xml:space="preserve">- what anomaly detection means in the package and how the examples are organized.</w:t>
       </w:r>
     </w:p>
     <w:p>
@@ -102,7 +133,7 @@
         <w:t xml:space="preserve"> </w:t>
       </w:r>
       <w:r>
-        <w:t xml:space="preserve">— change-point scenarios and goals.</w:t>
+        <w:t xml:space="preserve">- change-point problems, typical outputs, and package scope.</w:t>
       </w:r>
     </w:p>
     <w:p>
@@ -125,7 +156,7 @@
         <w:t xml:space="preserve"> </w:t>
       </w:r>
       <w:r>
-        <w:t xml:space="preserve">— motif and discord scenarios.</w:t>
+        <w:t xml:space="preserve">- motifs, discords, and sequence-oriented workflows.</w:t>
       </w:r>
     </w:p>
     <w:bookmarkEnd w:id="24"/>
@@ -135,7 +166,15 @@
         <w:pStyle w:val="Heading2"/>
       </w:pPr>
       <w:r>
-        <w:t xml:space="preserve">2. Utilities</w:t>
+        <w:t xml:space="preserve">Utilities</w:t>
+      </w:r>
+    </w:p>
+    <w:p>
+      <w:pPr>
+        <w:pStyle w:val="FirstParagraph"/>
+      </w:pPr>
+      <w:r>
+        <w:t xml:space="preserve">After the package tour, these examples show helper functions that often appear around the main models and make the outputs easier to interpret.</w:t>
       </w:r>
     </w:p>
     <w:p>
@@ -158,7 +197,7 @@
         <w:t xml:space="preserve"> </w:t>
       </w:r>
       <w:r>
-        <w:t xml:space="preserve">— distance summaries for residual signals.</w:t>
+        <w:t xml:space="preserve">- helper functions for distance summaries over residual or subsequence signals.</w:t>
       </w:r>
     </w:p>
     <w:p>
@@ -181,7 +220,7 @@
         <w:t xml:space="preserve"> </w:t>
       </w:r>
       <w:r>
-        <w:t xml:space="preserve">— thresholding and grouping behavior.</w:t>
+        <w:t xml:space="preserve">- helper functions for thresholding, grouping, and anomaly post-processing.</w:t>
       </w:r>
     </w:p>
     <w:bookmarkEnd w:id="27"/>
@@ -191,7 +230,15 @@
         <w:pStyle w:val="Heading2"/>
       </w:pPr>
       <w:r>
-        <w:t xml:space="preserve">3. Evaluation</w:t>
+        <w:t xml:space="preserve">Evaluation</w:t>
+      </w:r>
+    </w:p>
+    <w:p>
+      <w:pPr>
+        <w:pStyle w:val="FirstParagraph"/>
+      </w:pPr>
+      <w:r>
+        <w:t xml:space="preserve">Finish with evaluation, because this is where the reader learns how to judge whether a detector found the right event and how strict that judgment should be.</w:t>
       </w:r>
     </w:p>
     <w:p>
@@ -214,7 +261,7 @@
         <w:t xml:space="preserve"> </w:t>
       </w:r>
       <w:r>
-        <w:t xml:space="preserve">— hard evaluation with confusion-matrix metrics.</w:t>
+        <w:t xml:space="preserve">- strict event evaluation with confusion-matrix style metrics.</w:t>
       </w:r>
     </w:p>
     <w:p>
@@ -237,7 +284,7 @@
         <w:t xml:space="preserve"> </w:t>
       </w:r>
       <w:r>
-        <w:t xml:space="preserve">— soft evaluation with tolerance windows.</w:t>
+        <w:t xml:space="preserve">- tolerant evaluation when small temporal misalignment should not count as a full error.</w:t>
       </w:r>
     </w:p>
     <w:bookmarkEnd w:id="30"/>

--- a/examples/general/doc/README.docx
+++ b/examples/general/doc/README.docx
@@ -2,7 +2,7 @@
 <file path=word/document.xml><?xml version="1.0" encoding="utf-8"?>
 <w:document xmlns:w="http://schemas.openxmlformats.org/wordprocessingml/2006/main" xmlns:m="http://schemas.openxmlformats.org/officeDocument/2006/math" xmlns:r="http://schemas.openxmlformats.org/officeDocument/2006/relationships" xmlns:o="urn:schemas-microsoft-com:office:office" xmlns:v="urn:schemas-microsoft-com:vml" xmlns:w10="urn:schemas-microsoft-com:office:word" xmlns:a="http://schemas.openxmlformats.org/drawingml/2006/main" xmlns:pic="http://schemas.openxmlformats.org/drawingml/2006/picture" xmlns:wp="http://schemas.openxmlformats.org/drawingml/2006/wordprocessingDrawing">
   <w:body>
-    <w:bookmarkStart w:id="31" w:name="general-examples"/>
+    <w:bookmarkStart w:id="20" w:name="general-examples"/>
     <w:p>
       <w:pPr>
         <w:pStyle w:val="Heading1"/>
@@ -50,7 +50,7 @@
         <w:t xml:space="preserve">If the reader wants orientation first and detail later, this is the right folder to read from top to bottom.</w:t>
       </w:r>
     </w:p>
-    <w:bookmarkStart w:id="24" w:name="orientation"/>
+    <w:bookmarkStart w:id="13" w:name="orientation"/>
     <w:p>
       <w:pPr>
         <w:pStyle w:val="Heading2"/>
@@ -75,7 +75,7 @@
           <w:numId w:val="1001"/>
         </w:numPr>
       </w:pPr>
-      <w:hyperlink r:id="rId20">
+      <w:hyperlink r:id="rId9">
         <w:r>
           <w:rPr>
             <w:rStyle w:val="Hyperlink"/>
@@ -98,7 +98,7 @@
           <w:numId w:val="1001"/>
         </w:numPr>
       </w:pPr>
-      <w:hyperlink r:id="rId21">
+      <w:hyperlink r:id="rId10">
         <w:r>
           <w:rPr>
             <w:rStyle w:val="Hyperlink"/>
@@ -121,7 +121,7 @@
           <w:numId w:val="1001"/>
         </w:numPr>
       </w:pPr>
-      <w:hyperlink r:id="rId22">
+      <w:hyperlink r:id="rId11">
         <w:r>
           <w:rPr>
             <w:rStyle w:val="Hyperlink"/>
@@ -144,7 +144,7 @@
           <w:numId w:val="1001"/>
         </w:numPr>
       </w:pPr>
-      <w:hyperlink r:id="rId23">
+      <w:hyperlink r:id="rId12">
         <w:r>
           <w:rPr>
             <w:rStyle w:val="Hyperlink"/>
@@ -159,8 +159,8 @@
         <w:t xml:space="preserve">- motifs, discords, and sequence-oriented workflows.</w:t>
       </w:r>
     </w:p>
-    <w:bookmarkEnd w:id="24"/>
-    <w:bookmarkStart w:id="27" w:name="utilities"/>
+    <w:bookmarkEnd w:id="13"/>
+    <w:bookmarkStart w:id="16" w:name="utilities"/>
     <w:p>
       <w:pPr>
         <w:pStyle w:val="Heading2"/>
@@ -185,7 +185,7 @@
           <w:numId w:val="1002"/>
         </w:numPr>
       </w:pPr>
-      <w:hyperlink r:id="rId25">
+      <w:hyperlink r:id="rId14">
         <w:r>
           <w:rPr>
             <w:rStyle w:val="Hyperlink"/>
@@ -208,7 +208,7 @@
           <w:numId w:val="1002"/>
         </w:numPr>
       </w:pPr>
-      <w:hyperlink r:id="rId26">
+      <w:hyperlink r:id="rId15">
         <w:r>
           <w:rPr>
             <w:rStyle w:val="Hyperlink"/>
@@ -223,8 +223,8 @@
         <w:t xml:space="preserve">- helper functions for thresholding, grouping, and anomaly post-processing.</w:t>
       </w:r>
     </w:p>
-    <w:bookmarkEnd w:id="27"/>
-    <w:bookmarkStart w:id="30" w:name="evaluation"/>
+    <w:bookmarkEnd w:id="16"/>
+    <w:bookmarkStart w:id="19" w:name="evaluation"/>
     <w:p>
       <w:pPr>
         <w:pStyle w:val="Heading2"/>
@@ -249,7 +249,7 @@
           <w:numId w:val="1003"/>
         </w:numPr>
       </w:pPr>
-      <w:hyperlink r:id="rId28">
+      <w:hyperlink r:id="rId17">
         <w:r>
           <w:rPr>
             <w:rStyle w:val="Hyperlink"/>
@@ -272,7 +272,7 @@
           <w:numId w:val="1003"/>
         </w:numPr>
       </w:pPr>
-      <w:hyperlink r:id="rId29">
+      <w:hyperlink r:id="rId18">
         <w:r>
           <w:rPr>
             <w:rStyle w:val="Hyperlink"/>
@@ -287,8 +287,8 @@
         <w:t xml:space="preserve">- tolerant evaluation when small temporal misalignment should not count as a full error.</w:t>
       </w:r>
     </w:p>
-    <w:bookmarkEnd w:id="30"/>
-    <w:bookmarkEnd w:id="31"/>
+    <w:bookmarkEnd w:id="19"/>
+    <w:bookmarkEnd w:id="20"/>
     <w:sectPr>
       <w:footnotePr>
         <w:numRestart w:val="eachSect"/>
@@ -522,10 +522,10 @@
   <w:docDefaults>
     <w:rPrDefault>
       <w:rPr>
-        <w:rFonts w:asciiTheme="minorHAnsi" w:cstheme="minorBidi" w:eastAsiaTheme="minorHAnsi" w:hAnsiTheme="minorHAnsi"/>
+        <w:rFonts w:asciiTheme="minorHAnsi" w:cstheme="minorBidi" w:eastAsiaTheme="minorEastAsia" w:hAnsiTheme="minorHAnsi"/>
         <w:sz w:val="24"/>
         <w:szCs w:val="24"/>
-        <w:lang w:bidi="ar-SA" w:eastAsia="en-US" w:val="en-US"/>
+        <w:lang w:bidi="ar-SA" w:eastAsia="zh-CN" w:val="en-US"/>
       </w:rPr>
     </w:rPrDefault>
     <w:pPrDefault>
@@ -1066,13 +1066,6 @@
       </w:tblCellMar>
     </w:tblPr>
     <w:tblStylePr w:type="firstRow">
-      <w:tblPr>
-        <w:jc w:val="left"/>
-        <w:tblInd w:type="dxa" w:w="0"/>
-      </w:tblPr>
-      <w:trPr>
-        <w:jc w:val="left"/>
-      </w:trPr>
       <w:tcPr>
         <w:tcBorders>
           <w:bottom w:val="single"/>

--- a/examples/general/doc/README.docx
+++ b/examples/general/doc/README.docx
@@ -197,7 +197,7 @@
         <w:t xml:space="preserve"> </w:t>
       </w:r>
       <w:r>
-        <w:t xml:space="preserve">- helper functions for distance summaries over residual or subsequence signals.</w:t>
+        <w:t xml:space="preserve">- helper functions for deviation measures over residual or subsequence signals.</w:t>
       </w:r>
     </w:p>
     <w:p>
@@ -220,7 +220,7 @@
         <w:t xml:space="preserve"> </w:t>
       </w:r>
       <w:r>
-        <w:t xml:space="preserve">- helper functions for thresholding, grouping, and anomaly post-processing.</w:t>
+        <w:t xml:space="preserve">- helper functions for filter criteria and candidate selection after candidate anomalies are produced.</w:t>
       </w:r>
     </w:p>
     <w:bookmarkEnd w:id="16"/>

--- a/examples/general/doc/README.docx
+++ b/examples/general/doc/README.docx
@@ -190,7 +190,7 @@
           <w:rPr>
             <w:rStyle w:val="Hyperlink"/>
           </w:rPr>
-          <w:t xml:space="preserve">05-utilities-examples_harutils_distance.md</w:t>
+          <w:t xml:space="preserve">05-utilities-examples_deviation_measures.md</w:t>
         </w:r>
       </w:hyperlink>
       <w:r>
@@ -213,7 +213,7 @@
           <w:rPr>
             <w:rStyle w:val="Hyperlink"/>
           </w:rPr>
-          <w:t xml:space="preserve">06-utilities-examples_harutils_outliers.md</w:t>
+          <w:t xml:space="preserve">06-utilities-examples_filter_criteria_candidate_selection.md</w:t>
         </w:r>
       </w:hyperlink>
       <w:r>

--- a/examples/general/doc/README.docx
+++ b/examples/general/doc/README.docx
@@ -220,7 +220,7 @@
         <w:t xml:space="preserve"> </w:t>
       </w:r>
       <w:r>
-        <w:t xml:space="preserve">- helper functions for filter criteria and candidate selection after candidate anomalies are produced.</w:t>
+        <w:t xml:space="preserve">- helper functions for filter criteria and candidate selection, including the Grubbs filter and the reference-distribution selector for sequence-aware detections.</w:t>
       </w:r>
     </w:p>
     <w:bookmarkEnd w:id="16"/>
